--- a/templates/QTECH_assunzione_indeterminato.docx
+++ b/templates/QTECH_assunzione_indeterminato.docx
@@ -86,6 +86,15 @@
           <w:b/>
           <w:sz w:val="22"/>
           <w:szCs w:val="22"/>
+        </w:rPr>
+        <w:t>{{</w:t>
+      </w:r>
+      <w:r>
+        <w:rPr>
+          <w:rFonts w:ascii="Bookman Old Style" w:hAnsi="Bookman Old Style"/>
+          <w:b/>
+          <w:sz w:val="22"/>
+          <w:szCs w:val="22"/>
           <w:highlight w:val="yellow"/>
         </w:rPr>
         <w:t>BAGGIO ROBERTO</w:t>
@@ -97,6 +106,15 @@
           <w:sz w:val="22"/>
           <w:szCs w:val="22"/>
         </w:rPr>
+        <w:t>}}</w:t>
+      </w:r>
+      <w:r>
+        <w:rPr>
+          <w:rFonts w:ascii="Bookman Old Style" w:hAnsi="Bookman Old Style"/>
+          <w:b/>
+          <w:sz w:val="22"/>
+          <w:szCs w:val="22"/>
+        </w:rPr>
         <w:t xml:space="preserve"> </w:t>
       </w:r>
     </w:p>
@@ -143,9 +161,25 @@
           <w:rFonts w:ascii="Bookman Old Style" w:hAnsi="Bookman Old Style"/>
           <w:sz w:val="22"/>
           <w:szCs w:val="22"/>
+        </w:rPr>
+        <w:t>{{</w:t>
+      </w:r>
+      <w:r>
+        <w:rPr>
+          <w:rFonts w:ascii="Bookman Old Style" w:hAnsi="Bookman Old Style"/>
+          <w:sz w:val="22"/>
+          <w:szCs w:val="22"/>
           <w:highlight w:val="yellow"/>
         </w:rPr>
         <w:t>13 Aprile 2026</w:t>
+      </w:r>
+      <w:r>
+        <w:rPr>
+          <w:rFonts w:ascii="Bookman Old Style" w:hAnsi="Bookman Old Style"/>
+          <w:sz w:val="22"/>
+          <w:szCs w:val="22"/>
+        </w:rPr>
+        <w:t>}}</w:t>
       </w:r>
     </w:p>
     <w:p>
@@ -181,6 +215,14 @@
           <w:rFonts w:ascii="Bookman Old Style" w:hAnsi="Bookman Old Style"/>
           <w:sz w:val="22"/>
           <w:szCs w:val="22"/>
+        </w:rPr>
+        <w:t>{{</w:t>
+      </w:r>
+      <w:r>
+        <w:rPr>
+          <w:rFonts w:ascii="Bookman Old Style" w:hAnsi="Bookman Old Style"/>
+          <w:sz w:val="22"/>
+          <w:szCs w:val="22"/>
           <w:highlight w:val="yellow"/>
         </w:rPr>
         <w:t>full time</w:t>
@@ -191,6 +233,14 @@
           <w:sz w:val="22"/>
           <w:szCs w:val="22"/>
         </w:rPr>
+        <w:t>}}</w:t>
+      </w:r>
+      <w:r>
+        <w:rPr>
+          <w:rFonts w:ascii="Bookman Old Style" w:hAnsi="Bookman Old Style"/>
+          <w:sz w:val="22"/>
+          <w:szCs w:val="22"/>
+        </w:rPr>
         <w:t xml:space="preserve"> a </w:t>
       </w:r>
       <w:r>
@@ -198,6 +248,14 @@
           <w:rFonts w:ascii="Bookman Old Style" w:hAnsi="Bookman Old Style"/>
           <w:sz w:val="22"/>
           <w:szCs w:val="22"/>
+        </w:rPr>
+        <w:t>{{</w:t>
+      </w:r>
+      <w:r>
+        <w:rPr>
+          <w:rFonts w:ascii="Bookman Old Style" w:hAnsi="Bookman Old Style"/>
+          <w:sz w:val="22"/>
+          <w:szCs w:val="22"/>
           <w:highlight w:val="yellow"/>
         </w:rPr>
         <w:t>tempo indeterminato</w:t>
@@ -208,6 +266,14 @@
           <w:sz w:val="22"/>
           <w:szCs w:val="22"/>
         </w:rPr>
+        <w:t>}}</w:t>
+      </w:r>
+      <w:r>
+        <w:rPr>
+          <w:rFonts w:ascii="Bookman Old Style" w:hAnsi="Bookman Old Style"/>
+          <w:sz w:val="22"/>
+          <w:szCs w:val="22"/>
+        </w:rPr>
         <w:t xml:space="preserve">, </w:t>
       </w:r>
       <w:r>
@@ -260,7 +326,15 @@
           <w:sz w:val="22"/>
           <w:szCs w:val="22"/>
         </w:rPr>
-        <w:t>alle seguenti condizioni:</w:t>
+        <w:t>alle seguenti condizioni</w:t>
+      </w:r>
+      <w:r>
+        <w:rPr>
+          <w:rFonts w:ascii="Bookman Old Style" w:hAnsi="Bookman Old Style"/>
+          <w:sz w:val="22"/>
+          <w:szCs w:val="22"/>
+        </w:rPr>
+        <w:t>:</w:t>
       </w:r>
     </w:p>
     <w:p>
@@ -304,6 +378,14 @@
           <w:rFonts w:ascii="Bookman Old Style" w:hAnsi="Bookman Old Style"/>
           <w:sz w:val="22"/>
           <w:szCs w:val="22"/>
+        </w:rPr>
+        <w:t>{{</w:t>
+      </w:r>
+      <w:r>
+        <w:rPr>
+          <w:rFonts w:ascii="Bookman Old Style" w:hAnsi="Bookman Old Style"/>
+          <w:sz w:val="22"/>
+          <w:szCs w:val="22"/>
           <w:highlight w:val="yellow"/>
         </w:rPr>
         <w:t>01 agosto 2026</w:t>
@@ -314,6 +396,14 @@
           <w:sz w:val="22"/>
           <w:szCs w:val="22"/>
         </w:rPr>
+        <w:t>}}</w:t>
+      </w:r>
+      <w:r>
+        <w:rPr>
+          <w:rFonts w:ascii="Bookman Old Style" w:hAnsi="Bookman Old Style"/>
+          <w:sz w:val="22"/>
+          <w:szCs w:val="22"/>
+        </w:rPr>
         <w:t xml:space="preserve"> </w:t>
       </w:r>
     </w:p>
@@ -375,10 +465,26 @@
           <w:rFonts w:ascii="Bookman Old Style" w:hAnsi="Bookman Old Style"/>
           <w:sz w:val="22"/>
           <w:szCs w:val="22"/>
+        </w:rPr>
+        <w:t>{{</w:t>
+      </w:r>
+      <w:r>
+        <w:rPr>
+          <w:rFonts w:ascii="Bookman Old Style" w:hAnsi="Bookman Old Style"/>
+          <w:sz w:val="22"/>
+          <w:szCs w:val="22"/>
           <w:highlight w:val="yellow"/>
         </w:rPr>
         <w:t>___________</w:t>
       </w:r>
+      <w:r>
+        <w:rPr>
+          <w:rFonts w:ascii="Bookman Old Style" w:hAnsi="Bookman Old Style"/>
+          <w:sz w:val="22"/>
+          <w:szCs w:val="22"/>
+        </w:rPr>
+        <w:t>}}</w:t>
+      </w:r>
     </w:p>
     <w:p>
       <w:pPr>
@@ -419,10 +525,26 @@
           <w:rFonts w:ascii="Bookman Old Style" w:hAnsi="Bookman Old Style"/>
           <w:sz w:val="22"/>
           <w:szCs w:val="22"/>
+        </w:rPr>
+        <w:t>{{</w:t>
+      </w:r>
+      <w:r>
+        <w:rPr>
+          <w:rFonts w:ascii="Bookman Old Style" w:hAnsi="Bookman Old Style"/>
+          <w:sz w:val="22"/>
+          <w:szCs w:val="22"/>
           <w:highlight w:val="yellow"/>
         </w:rPr>
         <w:t>assistente giuntista per fibra ottica</w:t>
       </w:r>
+      <w:r>
+        <w:rPr>
+          <w:rFonts w:ascii="Bookman Old Style" w:hAnsi="Bookman Old Style"/>
+          <w:sz w:val="22"/>
+          <w:szCs w:val="22"/>
+        </w:rPr>
+        <w:t>}}</w:t>
+      </w:r>
     </w:p>
     <w:p>
       <w:pPr>
@@ -455,9 +577,25 @@
           <w:rFonts w:ascii="Bookman Old Style" w:hAnsi="Bookman Old Style"/>
           <w:sz w:val="22"/>
           <w:szCs w:val="22"/>
+        </w:rPr>
+        <w:t>{{</w:t>
+      </w:r>
+      <w:r>
+        <w:rPr>
+          <w:rFonts w:ascii="Bookman Old Style" w:hAnsi="Bookman Old Style"/>
+          <w:sz w:val="22"/>
+          <w:szCs w:val="22"/>
           <w:highlight w:val="yellow"/>
         </w:rPr>
         <w:t>Milano</w:t>
+      </w:r>
+      <w:r>
+        <w:rPr>
+          <w:rFonts w:ascii="Bookman Old Style" w:hAnsi="Bookman Old Style"/>
+          <w:sz w:val="22"/>
+          <w:szCs w:val="22"/>
+        </w:rPr>
+        <w:t>}}</w:t>
       </w:r>
       <w:r>
         <w:rPr>
@@ -710,6 +848,15 @@
           <w:bCs/>
           <w:sz w:val="22"/>
           <w:szCs w:val="22"/>
+        </w:rPr>
+        <w:t>{{</w:t>
+      </w:r>
+      <w:r>
+        <w:rPr>
+          <w:rFonts w:ascii="Bookman Old Style" w:hAnsi="Bookman Old Style"/>
+          <w:bCs/>
+          <w:sz w:val="22"/>
+          <w:szCs w:val="22"/>
           <w:highlight w:val="yellow"/>
         </w:rPr>
         <w:t>0</w:t>
@@ -723,6 +870,15 @@
           <w:highlight w:val="yellow"/>
         </w:rPr>
         <w:t>0.000€</w:t>
+      </w:r>
+      <w:r>
+        <w:rPr>
+          <w:rFonts w:ascii="Bookman Old Style" w:hAnsi="Bookman Old Style"/>
+          <w:bCs/>
+          <w:sz w:val="22"/>
+          <w:szCs w:val="22"/>
+        </w:rPr>
+        <w:t>}}</w:t>
       </w:r>
     </w:p>
     <w:p>
@@ -744,6 +900,17 @@
           <w:szCs w:val="22"/>
           <w:highlight w:val="yellow"/>
         </w:rPr>
+        <w:t>{{</w:t>
+      </w:r>
+      <w:r>
+        <w:rPr>
+          <w:rFonts w:ascii="Bookman Old Style" w:hAnsi="Bookman Old Style"/>
+          <w:b/>
+          <w:bCs/>
+          <w:sz w:val="22"/>
+          <w:szCs w:val="22"/>
+          <w:highlight w:val="yellow"/>
+        </w:rPr>
         <w:t>Ticket/Diaria</w:t>
       </w:r>
       <w:r>
@@ -775,6 +942,15 @@
           <w:highlight w:val="yellow"/>
         </w:rPr>
         <w:t>eliminare se non presente/i</w:t>
+      </w:r>
+      <w:r>
+        <w:rPr>
+          <w:rFonts w:ascii="Bookman Old Style" w:hAnsi="Bookman Old Style"/>
+          <w:bCs/>
+          <w:sz w:val="22"/>
+          <w:szCs w:val="22"/>
+        </w:rPr>
+        <w:t>}}</w:t>
       </w:r>
     </w:p>
     <w:p>
@@ -973,9 +1149,29 @@
           <w:bCs/>
           <w:sz w:val="22"/>
           <w:szCs w:val="22"/>
+        </w:rPr>
+        <w:t>{{</w:t>
+      </w:r>
+      <w:r>
+        <w:rPr>
+          <w:rFonts w:ascii="Bookman Old Style" w:hAnsi="Bookman Old Style"/>
+          <w:b/>
+          <w:bCs/>
+          <w:sz w:val="22"/>
+          <w:szCs w:val="22"/>
           <w:highlight w:val="yellow"/>
         </w:rPr>
         <w:t>Assistente giuntista per fibra ottica</w:t>
+      </w:r>
+      <w:r>
+        <w:rPr>
+          <w:rFonts w:ascii="Bookman Old Style" w:hAnsi="Bookman Old Style"/>
+          <w:b/>
+          <w:bCs/>
+          <w:sz w:val="22"/>
+          <w:szCs w:val="22"/>
+        </w:rPr>
+        <w:t>}}</w:t>
       </w:r>
     </w:p>
     <w:p>
@@ -1017,9 +1213,25 @@
           <w:rFonts w:ascii="Bookman Old Style" w:hAnsi="Bookman Old Style"/>
           <w:sz w:val="22"/>
           <w:szCs w:val="22"/>
+        </w:rPr>
+        <w:t>{{</w:t>
+      </w:r>
+      <w:r>
+        <w:rPr>
+          <w:rFonts w:ascii="Bookman Old Style" w:hAnsi="Bookman Old Style"/>
+          <w:sz w:val="22"/>
+          <w:szCs w:val="22"/>
           <w:highlight w:val="yellow"/>
         </w:rPr>
         <w:t>Superminimo Assorbibile</w:t>
+      </w:r>
+      <w:r>
+        <w:rPr>
+          <w:rFonts w:ascii="Bookman Old Style" w:hAnsi="Bookman Old Style"/>
+          <w:sz w:val="22"/>
+          <w:szCs w:val="22"/>
+        </w:rPr>
+        <w:t>}}</w:t>
       </w:r>
       <w:r>
         <w:rPr>
@@ -1171,15 +1383,33 @@
           <w:sz w:val="22"/>
           <w:szCs w:val="22"/>
         </w:rPr>
-        <w:t xml:space="preserve">Per accettazione: </w:t>
-      </w:r>
-      <w:r>
-        <w:rPr>
-          <w:rFonts w:ascii="Bookman Old Style" w:hAnsi="Bookman Old Style"/>
-          <w:sz w:val="22"/>
-          <w:szCs w:val="22"/>
-        </w:rPr>
-        <w:t xml:space="preserve">                                                                         QTECH SRL</w:t>
+        <w:t xml:space="preserve">Per </w:t>
+      </w:r>
+      <w:proofErr w:type="gramStart"/>
+      <w:r>
+        <w:rPr>
+          <w:rFonts w:ascii="Bookman Old Style" w:hAnsi="Bookman Old Style"/>
+          <w:sz w:val="22"/>
+          <w:szCs w:val="22"/>
+        </w:rPr>
+        <w:t xml:space="preserve">accettazione: </w:t>
+      </w:r>
+      <w:r>
+        <w:rPr>
+          <w:rFonts w:ascii="Bookman Old Style" w:hAnsi="Bookman Old Style"/>
+          <w:sz w:val="22"/>
+          <w:szCs w:val="22"/>
+        </w:rPr>
+        <w:t xml:space="preserve">  </w:t>
+      </w:r>
+      <w:proofErr w:type="gramEnd"/>
+      <w:r>
+        <w:rPr>
+          <w:rFonts w:ascii="Bookman Old Style" w:hAnsi="Bookman Old Style"/>
+          <w:sz w:val="22"/>
+          <w:szCs w:val="22"/>
+        </w:rPr>
+        <w:t xml:space="preserve">                                                                       QTECH SRL</w:t>
       </w:r>
     </w:p>
     <w:p>
@@ -1257,7 +1487,24 @@
           <w:sz w:val="22"/>
           <w:szCs w:val="22"/>
         </w:rPr>
+        <w:t>{{</w:t>
+      </w:r>
+      <w:r>
+        <w:rPr>
+          <w:rFonts w:ascii="Bookman Old Style" w:hAnsi="Bookman Old Style"/>
+          <w:sz w:val="22"/>
+          <w:szCs w:val="22"/>
+          <w:highlight w:val="yellow"/>
+        </w:rPr>
         <w:t>PELLEGRINO SIMONE</w:t>
+      </w:r>
+      <w:r>
+        <w:rPr>
+          <w:rFonts w:ascii="Bookman Old Style" w:hAnsi="Bookman Old Style"/>
+          <w:sz w:val="22"/>
+          <w:szCs w:val="22"/>
+        </w:rPr>
+        <w:t>}}</w:t>
       </w:r>
     </w:p>
     <w:p>
@@ -1419,25 +1666,51 @@
           <w:sz w:val="22"/>
           <w:szCs w:val="22"/>
         </w:rPr>
-        <w:t xml:space="preserve">Per accettazione: </w:t>
-      </w:r>
-      <w:r>
-        <w:rPr>
-          <w:rFonts w:ascii="Bookman Old Style" w:hAnsi="Bookman Old Style"/>
-          <w:sz w:val="22"/>
-          <w:szCs w:val="22"/>
-        </w:rPr>
-        <w:t xml:space="preserve">                                                                    QTECH SRL</w:t>
-      </w:r>
-    </w:p>
-    <w:p>
-      <w:pPr>
-        <w:rPr>
-          <w:rFonts w:ascii="Bookman Old Style" w:hAnsi="Bookman Old Style"/>
-          <w:sz w:val="22"/>
-          <w:szCs w:val="22"/>
-        </w:rPr>
-      </w:pPr>
+        <w:t xml:space="preserve">Per </w:t>
+      </w:r>
+      <w:proofErr w:type="gramStart"/>
+      <w:r>
+        <w:rPr>
+          <w:rFonts w:ascii="Bookman Old Style" w:hAnsi="Bookman Old Style"/>
+          <w:sz w:val="22"/>
+          <w:szCs w:val="22"/>
+        </w:rPr>
+        <w:t xml:space="preserve">accettazione: </w:t>
+      </w:r>
+      <w:r>
+        <w:rPr>
+          <w:rFonts w:ascii="Bookman Old Style" w:hAnsi="Bookman Old Style"/>
+          <w:sz w:val="22"/>
+          <w:szCs w:val="22"/>
+        </w:rPr>
+        <w:t xml:space="preserve">  </w:t>
+      </w:r>
+      <w:proofErr w:type="gramEnd"/>
+      <w:r>
+        <w:rPr>
+          <w:rFonts w:ascii="Bookman Old Style" w:hAnsi="Bookman Old Style"/>
+          <w:sz w:val="22"/>
+          <w:szCs w:val="22"/>
+        </w:rPr>
+        <w:t xml:space="preserve">                                                                  QTECH SRL</w:t>
+      </w:r>
+    </w:p>
+    <w:p>
+      <w:pPr>
+        <w:rPr>
+          <w:rFonts w:ascii="Bookman Old Style" w:hAnsi="Bookman Old Style"/>
+          <w:sz w:val="22"/>
+          <w:szCs w:val="22"/>
+        </w:rPr>
+      </w:pPr>
+      <w:r>
+        <w:rPr>
+          <w:rFonts w:ascii="Bookman Old Style" w:hAnsi="Bookman Old Style"/>
+          <w:sz w:val="22"/>
+          <w:szCs w:val="22"/>
+        </w:rPr>
+        <w:t>{{</w:t>
+      </w:r>
       <w:r>
         <w:rPr>
           <w:rFonts w:ascii="Bookman Old Style" w:hAnsi="Bookman Old Style"/>
@@ -1446,6 +1719,14 @@
           <w:highlight w:val="yellow"/>
         </w:rPr>
         <w:t>BAGGIO ROBERTO</w:t>
+      </w:r>
+      <w:r>
+        <w:rPr>
+          <w:rFonts w:ascii="Bookman Old Style" w:hAnsi="Bookman Old Style"/>
+          <w:sz w:val="22"/>
+          <w:szCs w:val="22"/>
+        </w:rPr>
+        <w:t>}}</w:t>
       </w:r>
     </w:p>
     <w:p>
@@ -1702,28 +1983,6 @@
     </w:p>
     <w:p>
       <w:pPr>
-        <w:ind w:firstLine="720"/>
-        <w:jc w:val="both"/>
-        <w:rPr>
-          <w:rFonts w:ascii="Bookman Old Style" w:hAnsi="Bookman Old Style"/>
-          <w:sz w:val="22"/>
-          <w:szCs w:val="22"/>
-        </w:rPr>
-      </w:pPr>
-    </w:p>
-    <w:p>
-      <w:pPr>
-        <w:ind w:firstLine="720"/>
-        <w:jc w:val="both"/>
-        <w:rPr>
-          <w:rFonts w:ascii="Bookman Old Style" w:hAnsi="Bookman Old Style"/>
-          <w:sz w:val="22"/>
-          <w:szCs w:val="22"/>
-        </w:rPr>
-      </w:pPr>
-    </w:p>
-    <w:p>
-      <w:pPr>
         <w:rPr>
           <w:rFonts w:ascii="Bookman Old Style" w:hAnsi="Bookman Old Style"/>
           <w:sz w:val="22"/>
@@ -1813,9 +2072,25 @@
           <w:rFonts w:ascii="Bookman Old Style" w:hAnsi="Bookman Old Style"/>
           <w:sz w:val="22"/>
           <w:szCs w:val="22"/>
+        </w:rPr>
+        <w:t>{{</w:t>
+      </w:r>
+      <w:r>
+        <w:rPr>
+          <w:rFonts w:ascii="Bookman Old Style" w:hAnsi="Bookman Old Style"/>
+          <w:sz w:val="22"/>
+          <w:szCs w:val="22"/>
           <w:highlight w:val="yellow"/>
         </w:rPr>
         <w:t>BAGGIO ROBERTO</w:t>
+      </w:r>
+      <w:r>
+        <w:rPr>
+          <w:rFonts w:ascii="Bookman Old Style" w:hAnsi="Bookman Old Style"/>
+          <w:sz w:val="22"/>
+          <w:szCs w:val="22"/>
+        </w:rPr>
+        <w:t>}}</w:t>
       </w:r>
     </w:p>
     <w:p>
@@ -1845,6 +2120,7 @@
           <w:bCs/>
           <w:kern w:val="36"/>
         </w:rPr>
+        <w:lastRenderedPageBreak/>
         <w:t>METALMECCANICA - Aziende industriali (C011)</w:t>
       </w:r>
     </w:p>
@@ -1973,11 +2249,19 @@
           <w:rFonts w:ascii="Bookman Old Style" w:hAnsi="Bookman Old Style"/>
         </w:rPr>
       </w:pPr>
-      <w:r>
-        <w:rPr>
-          <w:rFonts w:ascii="Bookman Old Style" w:hAnsi="Bookman Old Style"/>
-        </w:rPr>
-        <w:t xml:space="preserve">Orario . 173. </w:t>
+      <w:proofErr w:type="gramStart"/>
+      <w:r>
+        <w:rPr>
+          <w:rFonts w:ascii="Bookman Old Style" w:hAnsi="Bookman Old Style"/>
+        </w:rPr>
+        <w:t>Orario .</w:t>
+      </w:r>
+      <w:proofErr w:type="gramEnd"/>
+      <w:r>
+        <w:rPr>
+          <w:rFonts w:ascii="Bookman Old Style" w:hAnsi="Bookman Old Style"/>
+        </w:rPr>
+        <w:t xml:space="preserve"> 173. </w:t>
       </w:r>
     </w:p>
     <w:p>
@@ -2194,7 +2478,21 @@
         <w:rPr>
           <w:rFonts w:ascii="Bookman Old Style" w:hAnsi="Bookman Old Style"/>
         </w:rPr>
-        <w:t>Percentuali di maggiorazione. Base di computo . Minimo tabellare, scatti, aumenti di merito, compensi fissati a mese, eventuali elementi orari.</w:t>
+        <w:t xml:space="preserve">Percentuali di maggiorazione. Base di </w:t>
+      </w:r>
+      <w:proofErr w:type="gramStart"/>
+      <w:r>
+        <w:rPr>
+          <w:rFonts w:ascii="Bookman Old Style" w:hAnsi="Bookman Old Style"/>
+        </w:rPr>
+        <w:t>computo .</w:t>
+      </w:r>
+      <w:proofErr w:type="gramEnd"/>
+      <w:r>
+        <w:rPr>
+          <w:rFonts w:ascii="Bookman Old Style" w:hAnsi="Bookman Old Style"/>
+        </w:rPr>
+        <w:t xml:space="preserve"> Minimo tabellare, scatti, aumenti di merito, compensi fissati a mese, eventuali elementi orari.</w:t>
       </w:r>
     </w:p>
     <w:p>
@@ -2204,18 +2502,42 @@
           <w:rFonts w:ascii="Bookman Old Style" w:hAnsi="Bookman Old Style"/>
         </w:rPr>
       </w:pPr>
-      <w:r>
-        <w:rPr>
-          <w:rFonts w:ascii="Bookman Old Style" w:hAnsi="Bookman Old Style"/>
-        </w:rPr>
-        <w:t xml:space="preserve">Straordinario : prime 2 ore, 25%; ore successive, 30%; festivo (oltre le 8 ore), 55%; festivo con riposo compensativo (oltre le 8 ore), 35%; notturno, 50%; notturno festivo </w:t>
-      </w:r>
+      <w:proofErr w:type="gramStart"/>
+      <w:r>
+        <w:rPr>
+          <w:rFonts w:ascii="Bookman Old Style" w:hAnsi="Bookman Old Style"/>
+        </w:rPr>
+        <w:t>Straordinario :</w:t>
+      </w:r>
+      <w:proofErr w:type="gramEnd"/>
+      <w:r>
+        <w:rPr>
+          <w:rFonts w:ascii="Bookman Old Style" w:hAnsi="Bookman Old Style"/>
+        </w:rPr>
+        <w:t xml:space="preserve"> prime 2 ore, 25%; ore successive, 30%; festivo (oltre le 8 ore), 55%; festivo con riposo compensativo (oltre le 8 ore), 35%; notturno, 50%; notturno festivo (oltre le 8 ore), 75%; notturno festivo con riposo compensativo (oltre le 8 ore), 55%; oltre le 2 ore al sabato (con orario settimanale dal lunedì al venerdì), 50%. </w:t>
+      </w:r>
+    </w:p>
+    <w:p>
+      <w:pPr>
+        <w:spacing w:before="100" w:beforeAutospacing="1" w:after="100" w:afterAutospacing="1"/>
+        <w:rPr>
+          <w:rFonts w:ascii="Bookman Old Style" w:hAnsi="Bookman Old Style"/>
+        </w:rPr>
+      </w:pPr>
+      <w:proofErr w:type="gramStart"/>
       <w:r>
         <w:rPr>
           <w:rFonts w:ascii="Bookman Old Style" w:hAnsi="Bookman Old Style"/>
         </w:rPr>
         <w:lastRenderedPageBreak/>
-        <w:t xml:space="preserve">(oltre le 8 ore), 75%; notturno festivo con riposo compensativo (oltre le 8 ore), 55%; oltre le 2 ore al sabato (con orario settimanale dal lunedì al venerdì), 50%. </w:t>
+        <w:t>Notturno :</w:t>
+      </w:r>
+      <w:proofErr w:type="gramEnd"/>
+      <w:r>
+        <w:rPr>
+          <w:rFonts w:ascii="Bookman Old Style" w:hAnsi="Bookman Old Style"/>
+        </w:rPr>
+        <w:t xml:space="preserve"> fino alle ore 22, 20%; oltre le ore 22, 30%; festivo, 60%; festivo con riposo compensativo, 35%. </w:t>
       </w:r>
     </w:p>
     <w:p>
@@ -2225,25 +2547,19 @@
           <w:rFonts w:ascii="Bookman Old Style" w:hAnsi="Bookman Old Style"/>
         </w:rPr>
       </w:pPr>
-      <w:r>
-        <w:rPr>
-          <w:rFonts w:ascii="Bookman Old Style" w:hAnsi="Bookman Old Style"/>
-        </w:rPr>
-        <w:t xml:space="preserve">Notturno : fino alle ore 22, 20%; oltre le ore 22, 30%; festivo, 60%; festivo con riposo compensativo, 35%. </w:t>
-      </w:r>
-    </w:p>
-    <w:p>
-      <w:pPr>
-        <w:spacing w:before="100" w:beforeAutospacing="1" w:after="100" w:afterAutospacing="1"/>
-        <w:rPr>
-          <w:rFonts w:ascii="Bookman Old Style" w:hAnsi="Bookman Old Style"/>
-        </w:rPr>
-      </w:pPr>
-      <w:r>
-        <w:rPr>
-          <w:rFonts w:ascii="Bookman Old Style" w:hAnsi="Bookman Old Style"/>
-        </w:rPr>
-        <w:t xml:space="preserve">Festivo : 50%; con riposo compensativo, 10%. Per i lavoratori a turni il </w:t>
+      <w:proofErr w:type="gramStart"/>
+      <w:r>
+        <w:rPr>
+          <w:rFonts w:ascii="Bookman Old Style" w:hAnsi="Bookman Old Style"/>
+        </w:rPr>
+        <w:t>Festivo :</w:t>
+      </w:r>
+      <w:proofErr w:type="gramEnd"/>
+      <w:r>
+        <w:rPr>
+          <w:rFonts w:ascii="Bookman Old Style" w:hAnsi="Bookman Old Style"/>
+        </w:rPr>
+        <w:t xml:space="preserve"> 50%; con riposo compensativo, 10%. Per i lavoratori a turni il </w:t>
       </w:r>
       <w:proofErr w:type="spellStart"/>
       <w:r>
@@ -2306,7 +2622,21 @@
         <w:rPr>
           <w:rFonts w:ascii="Bookman Old Style" w:hAnsi="Bookman Old Style"/>
         </w:rPr>
-        <w:t xml:space="preserve">Riduzione annua . 104 ore complessive (72 ore come </w:t>
+        <w:t xml:space="preserve">Riduzione </w:t>
+      </w:r>
+      <w:proofErr w:type="gramStart"/>
+      <w:r>
+        <w:rPr>
+          <w:rFonts w:ascii="Bookman Old Style" w:hAnsi="Bookman Old Style"/>
+        </w:rPr>
+        <w:t>annua .</w:t>
+      </w:r>
+      <w:proofErr w:type="gramEnd"/>
+      <w:r>
+        <w:rPr>
+          <w:rFonts w:ascii="Bookman Old Style" w:hAnsi="Bookman Old Style"/>
+        </w:rPr>
+        <w:t xml:space="preserve"> 104 ore complessive (72 ore come </w:t>
       </w:r>
       <w:proofErr w:type="spellStart"/>
       <w:r>
@@ -2488,21 +2818,21 @@
         <w:rPr>
           <w:rFonts w:ascii="Bookman Old Style" w:hAnsi="Bookman Old Style"/>
         </w:rPr>
+        <w:t>Conservazione del posto. Spetta fino alla guarigione clinica.</w:t>
+      </w:r>
+    </w:p>
+    <w:p>
+      <w:pPr>
+        <w:spacing w:before="100" w:beforeAutospacing="1" w:after="100" w:afterAutospacing="1"/>
+        <w:rPr>
+          <w:rFonts w:ascii="Bookman Old Style" w:hAnsi="Bookman Old Style"/>
+        </w:rPr>
+      </w:pPr>
+      <w:r>
+        <w:rPr>
+          <w:rFonts w:ascii="Bookman Old Style" w:hAnsi="Bookman Old Style"/>
+        </w:rPr>
         <w:lastRenderedPageBreak/>
-        <w:t>Conservazione del posto. Spetta fino alla guarigione clinica.</w:t>
-      </w:r>
-    </w:p>
-    <w:p>
-      <w:pPr>
-        <w:spacing w:before="100" w:beforeAutospacing="1" w:after="100" w:afterAutospacing="1"/>
-        <w:rPr>
-          <w:rFonts w:ascii="Bookman Old Style" w:hAnsi="Bookman Old Style"/>
-        </w:rPr>
-      </w:pPr>
-      <w:r>
-        <w:rPr>
-          <w:rFonts w:ascii="Bookman Old Style" w:hAnsi="Bookman Old Style"/>
-        </w:rPr>
         <w:t xml:space="preserve">Trattamento economico. Trattamento integrativo, a carico dell'azienda, fino al raggiungimento del normale trattamento economico complessivo netto che il lavoratore avrebbe percepito se avesse lavorato, per un periodo pari a quello della malattia (v. </w:t>
       </w:r>
       <w:proofErr w:type="spellStart"/>
@@ -2790,21 +3120,21 @@
         <w:rPr>
           <w:rFonts w:ascii="Bookman Old Style" w:hAnsi="Bookman Old Style"/>
         </w:rPr>
+        <w:t xml:space="preserve">Periodo di prova. Uguale a quello previsto per il livello di inquadramento finale. </w:t>
+      </w:r>
+    </w:p>
+    <w:p>
+      <w:pPr>
+        <w:spacing w:before="100" w:beforeAutospacing="1" w:after="100" w:afterAutospacing="1"/>
+        <w:rPr>
+          <w:rFonts w:ascii="Bookman Old Style" w:hAnsi="Bookman Old Style"/>
+        </w:rPr>
+      </w:pPr>
+      <w:r>
+        <w:rPr>
+          <w:rFonts w:ascii="Bookman Old Style" w:hAnsi="Bookman Old Style"/>
+        </w:rPr>
         <w:lastRenderedPageBreak/>
-        <w:t xml:space="preserve">Periodo di prova. Uguale a quello previsto per il livello di inquadramento finale. </w:t>
-      </w:r>
-    </w:p>
-    <w:p>
-      <w:pPr>
-        <w:spacing w:before="100" w:beforeAutospacing="1" w:after="100" w:afterAutospacing="1"/>
-        <w:rPr>
-          <w:rFonts w:ascii="Bookman Old Style" w:hAnsi="Bookman Old Style"/>
-        </w:rPr>
-      </w:pPr>
-      <w:r>
-        <w:rPr>
-          <w:rFonts w:ascii="Bookman Old Style" w:hAnsi="Bookman Old Style"/>
-        </w:rPr>
         <w:t xml:space="preserve">Attività formativa. 80 ore medie annue (professionalizzante). </w:t>
       </w:r>
     </w:p>
@@ -3129,9 +3459,21 @@
       <w:r>
         <w:rPr>
           <w:rFonts w:ascii="Bookman Old Style" w:hAnsi="Bookman Old Style"/>
+        </w:rPr>
+        <w:t>{{</w:t>
+      </w:r>
+      <w:r>
+        <w:rPr>
+          <w:rFonts w:ascii="Bookman Old Style" w:hAnsi="Bookman Old Style"/>
           <w:highlight w:val="yellow"/>
         </w:rPr>
         <w:t>BAGGIO ROBERTO</w:t>
+      </w:r>
+      <w:r>
+        <w:rPr>
+          <w:rFonts w:ascii="Bookman Old Style" w:hAnsi="Bookman Old Style"/>
+        </w:rPr>
+        <w:t>}}</w:t>
       </w:r>
     </w:p>
     <w:p>
@@ -3312,7 +3654,7 @@
         </mc:Choice>
         <mc:Fallback>
           <w:pict>
-            <v:line w14:anchorId="59819710" id="Line 14" o:spid="_x0000_s1026" style="position:absolute;flip:y;z-index:251656704;visibility:visible;mso-wrap-style:square;mso-width-percent:0;mso-height-percent:0;mso-wrap-distance-left:9pt;mso-wrap-distance-top:0;mso-wrap-distance-right:9pt;mso-wrap-distance-bottom:0;mso-position-horizontal:absolute;mso-position-horizontal-relative:text;mso-position-vertical:absolute;mso-position-vertical-relative:text;mso-width-percent:0;mso-height-percent:0;mso-width-relative:page;mso-height-relative:page" from="-23pt,-3.45pt" to="500.5pt,-3.45pt" o:gfxdata="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" strokecolor="#7f7f7f"/>
+            <v:line w14:anchorId="2411EEE6" id="Line 14" o:spid="_x0000_s1026" style="position:absolute;flip:y;z-index:251656704;visibility:visible;mso-wrap-style:square;mso-width-percent:0;mso-height-percent:0;mso-wrap-distance-left:9pt;mso-wrap-distance-top:0;mso-wrap-distance-right:9pt;mso-wrap-distance-bottom:0;mso-position-horizontal:absolute;mso-position-horizontal-relative:text;mso-position-vertical:absolute;mso-position-vertical-relative:text;mso-width-percent:0;mso-height-percent:0;mso-width-relative:page;mso-height-relative:page" from="-23pt,-3.45pt" to="500.5pt,-3.45pt" o:gfxdata="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" strokecolor="#7f7f7f"/>
           </w:pict>
         </mc:Fallback>
       </mc:AlternateContent>
@@ -4331,7 +4673,7 @@
         </mc:Choice>
         <mc:Fallback>
           <w:pict>
-            <v:line w14:anchorId="7B82FD80" id="Line 15" o:spid="_x0000_s1026" style="position:absolute;z-index:251657728;visibility:visible;mso-wrap-style:square;mso-width-percent:0;mso-height-percent:0;mso-wrap-distance-left:9pt;mso-wrap-distance-top:0;mso-wrap-distance-right:9pt;mso-wrap-distance-bottom:0;mso-position-horizontal:absolute;mso-position-horizontal-relative:text;mso-position-vertical:absolute;mso-position-vertical-relative:text;mso-width-percent:0;mso-height-percent:0;mso-width-relative:page;mso-height-relative:page" from="-18.55pt,9.7pt" to="504.2pt,10.45pt" o:gfxdata="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" strokecolor="#7f7f7f" strokeweight="1pt"/>
+            <v:line w14:anchorId="714C566E" id="Line 15" o:spid="_x0000_s1026" style="position:absolute;z-index:251657728;visibility:visible;mso-wrap-style:square;mso-width-percent:0;mso-height-percent:0;mso-wrap-distance-left:9pt;mso-wrap-distance-top:0;mso-wrap-distance-right:9pt;mso-wrap-distance-bottom:0;mso-position-horizontal:absolute;mso-position-horizontal-relative:text;mso-position-vertical:absolute;mso-position-vertical-relative:text;mso-width-percent:0;mso-height-percent:0;mso-width-relative:page;mso-height-relative:page" from="-18.55pt,9.7pt" to="504.2pt,10.45pt" o:gfxdata="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" strokecolor="#7f7f7f" strokeweight="1pt"/>
           </w:pict>
         </mc:Fallback>
       </mc:AlternateContent>
